--- a/cv-en.docx
+++ b/cv-en.docx
@@ -43,7 +43,7 @@
         <w:spacing w:after="240"/>
         <w:jc w:val="center"/>
       </w:pPr>
-      <w:hyperlink w:history="1" r:id="rId0goltlcr0dz0mjb68czua">
+      <w:hyperlink w:history="1" r:id="rIdzdwinfm0c0aswgg7joidb">
         <w:r>
           <w:rPr>
             <w:rFonts w:ascii="Calibri" w:cs="Calibri" w:eastAsia="Calibri" w:hAnsi="Calibri"/>
@@ -72,7 +72,7 @@
         </w:rPr>
         <w:t xml:space="preserve"> · </w:t>
       </w:r>
-      <w:hyperlink w:history="1" r:id="rIdgc5z1ylxbyafbrm1_swgp">
+      <w:hyperlink w:history="1" r:id="rIdoich4ugzdyj7xos-dqrot">
         <w:r>
           <w:rPr>
             <w:rFonts w:ascii="Calibri" w:cs="Calibri" w:eastAsia="Calibri" w:hAnsi="Calibri"/>
@@ -570,7 +570,7 @@
         </w:rPr>
         <w:t xml:space="preserve">Versioned and documented projects on GitHub (</w:t>
       </w:r>
-      <w:hyperlink w:history="1" r:id="rIdjupz0ljrnpkfio2m4dcql">
+      <w:hyperlink w:history="1" r:id="rIdhtctvza8c0sip96rwaqlf">
         <w:r>
           <w:rPr>
             <w:rFonts w:ascii="Calibri" w:cs="Calibri" w:eastAsia="Calibri" w:hAnsi="Calibri"/>

--- a/cv-en.docx
+++ b/cv-en.docx
@@ -43,7 +43,7 @@
         <w:spacing w:after="240"/>
         <w:jc w:val="center"/>
       </w:pPr>
-      <w:hyperlink w:history="1" r:id="rIdzdwinfm0c0aswgg7joidb">
+      <w:hyperlink w:history="1" r:id="rIdlevwvegd4a3te0lnkj4e9">
         <w:r>
           <w:rPr>
             <w:rFonts w:ascii="Calibri" w:cs="Calibri" w:eastAsia="Calibri" w:hAnsi="Calibri"/>
@@ -72,7 +72,7 @@
         </w:rPr>
         <w:t xml:space="preserve"> · </w:t>
       </w:r>
-      <w:hyperlink w:history="1" r:id="rIdoich4ugzdyj7xos-dqrot">
+      <w:hyperlink w:history="1" r:id="rIdlwcayo7kvyw8tbd6xaid3">
         <w:r>
           <w:rPr>
             <w:rFonts w:ascii="Calibri" w:cs="Calibri" w:eastAsia="Calibri" w:hAnsi="Calibri"/>
@@ -570,7 +570,7 @@
         </w:rPr>
         <w:t xml:space="preserve">Versioned and documented projects on GitHub (</w:t>
       </w:r>
-      <w:hyperlink w:history="1" r:id="rIdhtctvza8c0sip96rwaqlf">
+      <w:hyperlink w:history="1" r:id="rIduukkjzhusmtndtq62udsc">
         <w:r>
           <w:rPr>
             <w:rFonts w:ascii="Calibri" w:cs="Calibri" w:eastAsia="Calibri" w:hAnsi="Calibri"/>

--- a/cv-en.docx
+++ b/cv-en.docx
@@ -43,7 +43,7 @@
         <w:spacing w:after="240"/>
         <w:jc w:val="center"/>
       </w:pPr>
-      <w:hyperlink w:history="1" r:id="rIdlevwvegd4a3te0lnkj4e9">
+      <w:hyperlink w:history="1" r:id="rIdfbgj6d250yac_k2yoz2fs">
         <w:r>
           <w:rPr>
             <w:rFonts w:ascii="Calibri" w:cs="Calibri" w:eastAsia="Calibri" w:hAnsi="Calibri"/>
@@ -72,7 +72,7 @@
         </w:rPr>
         <w:t xml:space="preserve"> · </w:t>
       </w:r>
-      <w:hyperlink w:history="1" r:id="rIdlwcayo7kvyw8tbd6xaid3">
+      <w:hyperlink w:history="1" r:id="rIdb5jjrpkbg7jbjae4nycyj">
         <w:r>
           <w:rPr>
             <w:rFonts w:ascii="Calibri" w:cs="Calibri" w:eastAsia="Calibri" w:hAnsi="Calibri"/>
@@ -570,7 +570,7 @@
         </w:rPr>
         <w:t xml:space="preserve">Versioned and documented projects on GitHub (</w:t>
       </w:r>
-      <w:hyperlink w:history="1" r:id="rIduukkjzhusmtndtq62udsc">
+      <w:hyperlink w:history="1" r:id="rIdy4uol_9wuauu2bzlktcq9">
         <w:r>
           <w:rPr>
             <w:rFonts w:ascii="Calibri" w:cs="Calibri" w:eastAsia="Calibri" w:hAnsi="Calibri"/>

--- a/cv-en.docx
+++ b/cv-en.docx
@@ -43,7 +43,7 @@
         <w:spacing w:after="240"/>
         <w:jc w:val="center"/>
       </w:pPr>
-      <w:hyperlink w:history="1" r:id="rIdfbgj6d250yac_k2yoz2fs">
+      <w:hyperlink w:history="1" r:id="rIdhtvj9hoxbfbqcf0uji12h">
         <w:r>
           <w:rPr>
             <w:rFonts w:ascii="Calibri" w:cs="Calibri" w:eastAsia="Calibri" w:hAnsi="Calibri"/>
@@ -72,7 +72,7 @@
         </w:rPr>
         <w:t xml:space="preserve"> · </w:t>
       </w:r>
-      <w:hyperlink w:history="1" r:id="rIdb5jjrpkbg7jbjae4nycyj">
+      <w:hyperlink w:history="1" r:id="rId3nuuycjivcoq2s-z3bvhq">
         <w:r>
           <w:rPr>
             <w:rFonts w:ascii="Calibri" w:cs="Calibri" w:eastAsia="Calibri" w:hAnsi="Calibri"/>
@@ -570,7 +570,7 @@
         </w:rPr>
         <w:t xml:space="preserve">Versioned and documented projects on GitHub (</w:t>
       </w:r>
-      <w:hyperlink w:history="1" r:id="rIdy4uol_9wuauu2bzlktcq9">
+      <w:hyperlink w:history="1" r:id="rIdh4t7lsqv7eifx7briupho">
         <w:r>
           <w:rPr>
             <w:rFonts w:ascii="Calibri" w:cs="Calibri" w:eastAsia="Calibri" w:hAnsi="Calibri"/>

--- a/cv-en.docx
+++ b/cv-en.docx
@@ -43,7 +43,7 @@
         <w:spacing w:after="240"/>
         <w:jc w:val="center"/>
       </w:pPr>
-      <w:hyperlink w:history="1" r:id="rIdhtvj9hoxbfbqcf0uji12h">
+      <w:hyperlink w:history="1" r:id="rIdgrjcag3xphgtxmocjsuzq">
         <w:r>
           <w:rPr>
             <w:rFonts w:ascii="Calibri" w:cs="Calibri" w:eastAsia="Calibri" w:hAnsi="Calibri"/>
@@ -72,7 +72,7 @@
         </w:rPr>
         <w:t xml:space="preserve"> · </w:t>
       </w:r>
-      <w:hyperlink w:history="1" r:id="rId3nuuycjivcoq2s-z3bvhq">
+      <w:hyperlink w:history="1" r:id="rId0e2vunjl0epiyzep05r7s">
         <w:r>
           <w:rPr>
             <w:rFonts w:ascii="Calibri" w:cs="Calibri" w:eastAsia="Calibri" w:hAnsi="Calibri"/>
@@ -570,7 +570,7 @@
         </w:rPr>
         <w:t xml:space="preserve">Versioned and documented projects on GitHub (</w:t>
       </w:r>
-      <w:hyperlink w:history="1" r:id="rIdh4t7lsqv7eifx7briupho">
+      <w:hyperlink w:history="1" r:id="rId_jcbg2zghczlrxglkjmkf">
         <w:r>
           <w:rPr>
             <w:rFonts w:ascii="Calibri" w:cs="Calibri" w:eastAsia="Calibri" w:hAnsi="Calibri"/>

--- a/cv-en.docx
+++ b/cv-en.docx
@@ -43,7 +43,7 @@
         <w:spacing w:after="240"/>
         <w:jc w:val="center"/>
       </w:pPr>
-      <w:hyperlink w:history="1" r:id="rIdgrjcag3xphgtxmocjsuzq">
+      <w:hyperlink w:history="1" r:id="rIdv4fi4vdoibiirvnkstf9l">
         <w:r>
           <w:rPr>
             <w:rFonts w:ascii="Calibri" w:cs="Calibri" w:eastAsia="Calibri" w:hAnsi="Calibri"/>
@@ -72,7 +72,7 @@
         </w:rPr>
         <w:t xml:space="preserve"> · </w:t>
       </w:r>
-      <w:hyperlink w:history="1" r:id="rId0e2vunjl0epiyzep05r7s">
+      <w:hyperlink w:history="1" r:id="rId8pgw55byto8moadpd24si">
         <w:r>
           <w:rPr>
             <w:rFonts w:ascii="Calibri" w:cs="Calibri" w:eastAsia="Calibri" w:hAnsi="Calibri"/>
@@ -570,7 +570,7 @@
         </w:rPr>
         <w:t xml:space="preserve">Versioned and documented projects on GitHub (</w:t>
       </w:r>
-      <w:hyperlink w:history="1" r:id="rId_jcbg2zghczlrxglkjmkf">
+      <w:hyperlink w:history="1" r:id="rIdgkai8a0iprekgt5jwz9do">
         <w:r>
           <w:rPr>
             <w:rFonts w:ascii="Calibri" w:cs="Calibri" w:eastAsia="Calibri" w:hAnsi="Calibri"/>
